--- a/Mullen Reference Checklist.docx
+++ b/Mullen Reference Checklist.docx
@@ -17,23 +17,7 @@
           <w:b/>
           <w:bCs/>
         </w:rPr>
-        <w:t>Reference Letter Request</w:t>
-      </w:r>
-      <w:r>
-        <w:rPr>
-          <w:rFonts w:ascii="Calibri" w:eastAsia="Calibri" w:hAnsi="Calibri" w:cs="Calibri"/>
-          <w:b/>
-          <w:bCs/>
-        </w:rPr>
-        <w:t xml:space="preserve"> for Professor Mullen</w:t>
-      </w:r>
-      <w:r>
-        <w:rPr>
-          <w:rFonts w:ascii="Calibri" w:eastAsia="Calibri" w:hAnsi="Calibri" w:cs="Calibri"/>
-          <w:b/>
-          <w:bCs/>
-        </w:rPr>
-        <w:t>: Student Checklist</w:t>
+        <w:t>Reference Letter Request for Professor Mullen: Student Checklist</w:t>
       </w:r>
     </w:p>
     <w:p>
@@ -190,21 +174,7 @@
         <w:rPr>
           <w:rFonts w:ascii="Calibri" w:eastAsia="Calibri" w:hAnsi="Calibri" w:cs="Calibri"/>
         </w:rPr>
-        <w:t xml:space="preserve">   a </w:t>
-      </w:r>
-      <w:proofErr w:type="gramStart"/>
-      <w:r>
-        <w:rPr>
-          <w:rFonts w:ascii="Calibri" w:eastAsia="Calibri" w:hAnsi="Calibri" w:cs="Calibri"/>
-        </w:rPr>
-        <w:t>one page</w:t>
-      </w:r>
-      <w:proofErr w:type="gramEnd"/>
-      <w:r>
-        <w:rPr>
-          <w:rFonts w:ascii="Calibri" w:eastAsia="Calibri" w:hAnsi="Calibri" w:cs="Calibri"/>
-        </w:rPr>
-        <w:t xml:space="preserve"> overview that lists: </w:t>
+        <w:t xml:space="preserve">   a one page overview that lists: </w:t>
       </w:r>
     </w:p>
     <w:p>
@@ -239,35 +209,7 @@
         <w:rPr>
           <w:rFonts w:ascii="Calibri" w:eastAsia="Calibri" w:hAnsi="Calibri" w:cs="Calibri"/>
         </w:rPr>
-        <w:t xml:space="preserve">   </w:t>
-      </w:r>
-      <w:proofErr w:type="gramStart"/>
-      <w:r>
-        <w:rPr>
-          <w:rFonts w:ascii="Calibri" w:eastAsia="Calibri" w:hAnsi="Calibri" w:cs="Calibri"/>
-        </w:rPr>
-        <w:t>all of</w:t>
-      </w:r>
-      <w:proofErr w:type="gramEnd"/>
-      <w:r>
-        <w:rPr>
-          <w:rFonts w:ascii="Calibri" w:eastAsia="Calibri" w:hAnsi="Calibri" w:cs="Calibri"/>
-        </w:rPr>
-        <w:t xml:space="preserve"> the classes you have taken with her, and when the classes were </w:t>
-      </w:r>
-      <w:proofErr w:type="gramStart"/>
-      <w:r>
-        <w:rPr>
-          <w:rFonts w:ascii="Calibri" w:eastAsia="Calibri" w:hAnsi="Calibri" w:cs="Calibri"/>
-        </w:rPr>
-        <w:t>taken;</w:t>
-      </w:r>
-      <w:proofErr w:type="gramEnd"/>
-      <w:r>
-        <w:rPr>
-          <w:rFonts w:ascii="Calibri" w:eastAsia="Calibri" w:hAnsi="Calibri" w:cs="Calibri"/>
-        </w:rPr>
-        <w:t xml:space="preserve"> </w:t>
+        <w:t xml:space="preserve">   all of the classes you have taken with her, and when the classes were taken; </w:t>
       </w:r>
     </w:p>
     <w:p>
@@ -302,21 +244,7 @@
         <w:rPr>
           <w:rFonts w:ascii="Calibri" w:eastAsia="Calibri" w:hAnsi="Calibri" w:cs="Calibri"/>
         </w:rPr>
-        <w:t xml:space="preserve">   my final grades in the </w:t>
-      </w:r>
-      <w:proofErr w:type="gramStart"/>
-      <w:r>
-        <w:rPr>
-          <w:rFonts w:ascii="Calibri" w:eastAsia="Calibri" w:hAnsi="Calibri" w:cs="Calibri"/>
-        </w:rPr>
-        <w:t>classes;</w:t>
-      </w:r>
-      <w:proofErr w:type="gramEnd"/>
-      <w:r>
-        <w:rPr>
-          <w:rFonts w:ascii="Calibri" w:eastAsia="Calibri" w:hAnsi="Calibri" w:cs="Calibri"/>
-        </w:rPr>
-        <w:t xml:space="preserve"> </w:t>
+        <w:t xml:space="preserve">   my final grades in the classes; </w:t>
       </w:r>
     </w:p>
     <w:p>
@@ -351,21 +279,7 @@
         <w:rPr>
           <w:rFonts w:ascii="Calibri" w:eastAsia="Calibri" w:hAnsi="Calibri" w:cs="Calibri"/>
         </w:rPr>
-        <w:t xml:space="preserve">   information on my written assignments for the classes (paper topics and grades</w:t>
-      </w:r>
-      <w:proofErr w:type="gramStart"/>
-      <w:r>
-        <w:rPr>
-          <w:rFonts w:ascii="Calibri" w:eastAsia="Calibri" w:hAnsi="Calibri" w:cs="Calibri"/>
-        </w:rPr>
-        <w:t>);</w:t>
-      </w:r>
-      <w:proofErr w:type="gramEnd"/>
-      <w:r>
-        <w:rPr>
-          <w:rFonts w:ascii="Calibri" w:eastAsia="Calibri" w:hAnsi="Calibri" w:cs="Calibri"/>
-        </w:rPr>
-        <w:t xml:space="preserve"> </w:t>
+        <w:t xml:space="preserve">   information on my written assignments for the classes (paper topics and grades); </w:t>
       </w:r>
     </w:p>
     <w:p>
@@ -441,21 +355,31 @@
         <w:rPr>
           <w:rFonts w:ascii="Calibri" w:eastAsia="Calibri" w:hAnsi="Calibri" w:cs="Calibri"/>
         </w:rPr>
-        <w:t xml:space="preserve">   I have provided the professor with a clear list of </w:t>
-      </w:r>
-      <w:proofErr w:type="gramStart"/>
-      <w:r>
-        <w:rPr>
-          <w:rFonts w:ascii="Calibri" w:eastAsia="Calibri" w:hAnsi="Calibri" w:cs="Calibri"/>
-        </w:rPr>
-        <w:t>all of</w:t>
-      </w:r>
-      <w:proofErr w:type="gramEnd"/>
-      <w:r>
-        <w:rPr>
-          <w:rFonts w:ascii="Calibri" w:eastAsia="Calibri" w:hAnsi="Calibri" w:cs="Calibri"/>
-        </w:rPr>
-        <w:t xml:space="preserve"> the schools or scholarship programs to which I am applying, the type of program (e.g., law school, MPA, MA), the type of submission (mail or electronic) and the due dates.</w:t>
+        <w:t xml:space="preserve">   I have provided the professor with a clear list of all of the schools or scholarship programs to which I am applying, the type of program (e.g., law school,</w:t>
+      </w:r>
+      <w:r>
+        <w:rPr>
+          <w:rFonts w:ascii="Calibri" w:eastAsia="Calibri" w:hAnsi="Calibri" w:cs="Calibri"/>
+        </w:rPr>
+        <w:t xml:space="preserve"> </w:t>
+      </w:r>
+      <w:r>
+        <w:rPr>
+          <w:rFonts w:ascii="Calibri" w:eastAsia="Calibri" w:hAnsi="Calibri" w:cs="Calibri"/>
+        </w:rPr>
+        <w:t>MA</w:t>
+      </w:r>
+      <w:r>
+        <w:rPr>
+          <w:rFonts w:ascii="Calibri" w:eastAsia="Calibri" w:hAnsi="Calibri" w:cs="Calibri"/>
+        </w:rPr>
+        <w:t>, PhD</w:t>
+      </w:r>
+      <w:r>
+        <w:rPr>
+          <w:rFonts w:ascii="Calibri" w:eastAsia="Calibri" w:hAnsi="Calibri" w:cs="Calibri"/>
+        </w:rPr>
+        <w:t>), the type of submission (mail or electronic) and the due dates.</w:t>
       </w:r>
     </w:p>
     <w:p>
